--- a/test/Iteration 1/evidence/README.docx
+++ b/test/Iteration 1/evidence/README.docx
@@ -25,7 +25,7 @@
         <w:pStyle w:val="FirstParagraph"/>
       </w:pPr>
       <w:r>
-        <w:t xml:space="preserve">This index lists logs, structured API results and browser screenshots used to judge the 95 LeanKit acceptance criteria. Duplicate screenshot series and the bulky Web export directory were removed. No retained screenshot contains a password, recovery code, JWT or real child media. A live webcam frame used on 31 August 2026 to prove shutter capture was observed and discarded.</w:t>
+        <w:t xml:space="preserve">This index lists logs, structured API results and browser screenshots used to judge the 95 LeanKit acceptance criteria. Duplicate screenshot series and the bulky Web export directory were removed. No retained screenshot contains a password, recovery code, JWT or real child media. Automated discovery reruns on 3 September 2026 used a synthetic JPEG only.</w:t>
       </w:r>
     </w:p>
     <w:bookmarkEnd w:id="9"/>
@@ -40,6 +40,26 @@
     </w:p>
     <w:p>
       <w:pPr>
+        <w:pStyle w:val="FirstParagraph"/>
+      </w:pPr>
+      <w:r>
+        <w:t xml:space="preserve">Current (3 September 2026, commit</w:t>
+      </w:r>
+      <w:r>
+        <w:t xml:space="preserve"> </w:t>
+      </w:r>
+      <w:r>
+        <w:rPr>
+          <w:rStyle w:val="VerbatimChar"/>
+        </w:rPr>
+        <w:t xml:space="preserve">93c3a03</w:t>
+      </w:r>
+      <w:r>
+        <w:t xml:space="preserve">) unless noted.</w:t>
+      </w:r>
+    </w:p>
+    <w:p>
+      <w:pPr>
         <w:pStyle w:val="Compact"/>
         <w:numPr>
           <w:ilvl w:val="0"/>
@@ -72,7 +92,19 @@
         <w:t xml:space="preserve"> </w:t>
       </w:r>
       <w:r>
-        <w:t xml:space="preserve">- Existing backend regression: 11 passed.</w:t>
+        <w:t xml:space="preserve">- Existing backend regression rerun: 10 passed. Original 30 Aug log:</w:t>
+      </w:r>
+      <w:r>
+        <w:t xml:space="preserve"> </w:t>
+      </w:r>
+      <w:r>
+        <w:rPr>
+          <w:rStyle w:val="VerbatimChar"/>
+        </w:rPr>
+        <w:t xml:space="preserve">logs/backend-regression-30aug.txt</w:t>
+      </w:r>
+      <w:r>
+        <w:t xml:space="preserve">.</w:t>
       </w:r>
     </w:p>
     <w:p>
@@ -109,7 +141,7 @@
         <w:t xml:space="preserve"> </w:t>
       </w:r>
       <w:r>
-        <w:t xml:space="preserve">- Isolated temporary-SQLite acceptance suite: 13 passed.</w:t>
+        <w:t xml:space="preserve">- Isolated SQLite acceptance suite rerun: 13 passed, photo-backed discoveries.</w:t>
       </w:r>
     </w:p>
     <w:p>
@@ -146,7 +178,22 @@
         <w:t xml:space="preserve"> </w:t>
       </w:r>
       <w:r>
-        <w:t xml:space="preserve">- Expo ESLint with testing-only external configuration: Fail, 4 errors and 16 warnings.</w:t>
+        <w:t xml:space="preserve">- Expo ESLint rerun: Fail, 6 errors and 16 warnings. Original 30 Aug log:</w:t>
+      </w:r>
+      <w:r>
+        <w:t xml:space="preserve"> </w:t>
+      </w:r>
+      <w:r>
+        <w:rPr>
+          <w:rStyle w:val="VerbatimChar"/>
+        </w:rPr>
+        <w:t xml:space="preserve">logs/frontend-lint-30aug.txt</w:t>
+      </w:r>
+      <w:r>
+        <w:t xml:space="preserve"> </w:t>
+      </w:r>
+      <w:r>
+        <w:t xml:space="preserve">(4 errors / 16 warnings).</w:t>
       </w:r>
     </w:p>
     <w:p>
@@ -183,7 +230,7 @@
         <w:t xml:space="preserve"> </w:t>
       </w:r>
       <w:r>
-        <w:t xml:space="preserve">- Expo Web static export completed. The export directory itself is not retained.</w:t>
+        <w:t xml:space="preserve">- Expo Web static export rerun completed. The export directory itself is not retained.</w:t>
       </w:r>
     </w:p>
     <w:p>
@@ -220,7 +267,7 @@
         <w:t xml:space="preserve"> </w:t>
       </w:r>
       <w:r>
-        <w:t xml:space="preserve">- Deployed API DEP-API-01 through DEP-API-21 all Pass.</w:t>
+        <w:t xml:space="preserve">- Deployed API DEP-API-01 through DEP-API-22 all Pass, including photo upload.</w:t>
       </w:r>
     </w:p>
     <w:p>
@@ -257,7 +304,19 @@
         <w:t xml:space="preserve"> </w:t>
       </w:r>
       <w:r>
-        <w:t xml:space="preserve">- Structured execution; 21/21 Pass; PostgreSQL; API v1.2.0; species total 152; credentials not recorded.</w:t>
+        <w:t xml:space="preserve">- Structured execution; 22/22 Pass; PostgreSQL; API v1.2.0; species total 152; credentials not recorded. Original 30 Aug file:</w:t>
+      </w:r>
+      <w:r>
+        <w:t xml:space="preserve"> </w:t>
+      </w:r>
+      <w:r>
+        <w:rPr>
+          <w:rStyle w:val="VerbatimChar"/>
+        </w:rPr>
+        <w:t xml:space="preserve">deployed-api-results-30aug.json</w:t>
+      </w:r>
+      <w:r>
+        <w:t xml:space="preserve">.</w:t>
       </w:r>
     </w:p>
     <w:p>
@@ -294,7 +353,7 @@
         <w:t xml:space="preserve"> </w:t>
       </w:r>
       <w:r>
-        <w:t xml:space="preserve">- npx tsc –noEmit: Pass, exit code 0.</w:t>
+        <w:t xml:space="preserve">- npx tsc –noEmit rerun: Pass, exit code 0.</w:t>
       </w:r>
     </w:p>
     <w:p>
@@ -331,7 +390,31 @@
         <w:t xml:space="preserve"> </w:t>
       </w:r>
       <w:r>
-        <w:t xml:space="preserve">- Local runner and repository identifiers.</w:t>
+        <w:t xml:space="preserve">- Local runner and remediations commit</w:t>
+      </w:r>
+      <w:r>
+        <w:t xml:space="preserve"> </w:t>
+      </w:r>
+      <w:r>
+        <w:rPr>
+          <w:rStyle w:val="VerbatimChar"/>
+        </w:rPr>
+        <w:t xml:space="preserve">93c3a03</w:t>
+      </w:r>
+      <w:r>
+        <w:t xml:space="preserve">. Original:</w:t>
+      </w:r>
+      <w:r>
+        <w:t xml:space="preserve"> </w:t>
+      </w:r>
+      <w:r>
+        <w:rPr>
+          <w:rStyle w:val="VerbatimChar"/>
+        </w:rPr>
+        <w:t xml:space="preserve">logs/environment-and-build-30aug.txt</w:t>
+      </w:r>
+      <w:r>
+        <w:t xml:space="preserve">.</w:t>
       </w:r>
     </w:p>
     <w:p>
@@ -405,17 +488,17 @@
         <w:t xml:space="preserve"> </w:t>
       </w:r>
       <w:r>
-        <w:t xml:space="preserve">- Human-readable notes from the 31 August completion pass, including Pass for AC1.1.1 and AC3.3.7 after team review, and Fail for AC3.3.10.</w:t>
+        <w:t xml:space="preserve">- Human-readable notes from the 31 August completion pass.</w:t>
       </w:r>
     </w:p>
     <w:bookmarkEnd w:id="10"/>
-    <w:bookmarkStart w:id="11" w:name="deployed-api-check-ids"/>
+    <w:bookmarkStart w:id="11" w:name="deployed-api-check-ids-3-september-2026"/>
     <w:p>
       <w:pPr>
         <w:pStyle w:val="Heading2"/>
       </w:pPr>
       <w:r>
-        <w:t xml:space="preserve">Deployed API check IDs</w:t>
+        <w:t xml:space="preserve">Deployed API check IDs (3 September 2026)</w:t>
       </w:r>
     </w:p>
     <w:p>
@@ -607,13 +690,13 @@
           <w:b/>
           <w:bCs/>
         </w:rPr>
-        <w:t xml:space="preserve">DEP-API-17 to 20:</w:t>
-      </w:r>
-      <w:r>
-        <w:t xml:space="preserve"> </w:t>
-      </w:r>
-      <w:r>
-        <w:t xml:space="preserve">no-photo first/repeat discovery, unique progress and API gallery retention (DEF-I1-004).</w:t>
+        <w:t xml:space="preserve">DEP-API-17:</w:t>
+      </w:r>
+      <w:r>
+        <w:t xml:space="preserve"> </w:t>
+      </w:r>
+      <w:r>
+        <w:t xml:space="preserve">no-photo confirmed discovery rejected (400).</w:t>
       </w:r>
     </w:p>
     <w:p>
@@ -629,7 +712,51 @@
           <w:b/>
           <w:bCs/>
         </w:rPr>
-        <w:t xml:space="preserve">DEP-API-21:</w:t>
+        <w:t xml:space="preserve">DEP-API-18:</w:t>
+      </w:r>
+      <w:r>
+        <w:t xml:space="preserve"> </w:t>
+      </w:r>
+      <w:r>
+        <w:t xml:space="preserve">synthetic JPEG photo upload.</w:t>
+      </w:r>
+    </w:p>
+    <w:p>
+      <w:pPr>
+        <w:pStyle w:val="Compact"/>
+        <w:numPr>
+          <w:ilvl w:val="0"/>
+          <w:numId w:val="1002"/>
+        </w:numPr>
+      </w:pPr>
+      <w:r>
+        <w:rPr>
+          <w:b/>
+          <w:bCs/>
+        </w:rPr>
+        <w:t xml:space="preserve">DEP-API-19 to 21:</w:t>
+      </w:r>
+      <w:r>
+        <w:t xml:space="preserve"> </w:t>
+      </w:r>
+      <w:r>
+        <w:t xml:space="preserve">photo-backed first/repeat discovery, unique progress and gallery retention.</w:t>
+      </w:r>
+    </w:p>
+    <w:p>
+      <w:pPr>
+        <w:pStyle w:val="Compact"/>
+        <w:numPr>
+          <w:ilvl w:val="0"/>
+          <w:numId w:val="1002"/>
+        </w:numPr>
+      </w:pPr>
+      <w:r>
+        <w:rPr>
+          <w:b/>
+          <w:bCs/>
+        </w:rPr>
+        <w:t xml:space="preserve">DEP-API-22:</w:t>
       </w:r>
       <w:r>
         <w:t xml:space="preserve"> </w:t>
@@ -650,6 +777,14 @@
     </w:p>
     <w:p>
       <w:pPr>
+        <w:pStyle w:val="FirstParagraph"/>
+      </w:pPr>
+      <w:r>
+        <w:t xml:space="preserve">Original 30-31 August 2026 captures are retained. Several filenames still say Fail where the final 3 September 2026 AC result is Pass after remediations.</w:t>
+      </w:r>
+    </w:p>
+    <w:p>
+      <w:pPr>
         <w:pStyle w:val="Compact"/>
         <w:numPr>
           <w:ilvl w:val="0"/>
@@ -738,7 +873,7 @@
         <w:t xml:space="preserve"> </w:t>
       </w:r>
       <w:r>
-        <w:t xml:space="preserve">- authenticated home and denominator 151.</w:t>
+        <w:t xml:space="preserve">- authenticated home (original denominator 151).</w:t>
       </w:r>
     </w:p>
     <w:p>
@@ -769,7 +904,7 @@
         <w:t xml:space="preserve"> </w:t>
       </w:r>
       <w:r>
-        <w:t xml:space="preserve">- profile and category progress summing to 151.</w:t>
+        <w:t xml:space="preserve">- profile (original category totals summing to 151).</w:t>
       </w:r>
     </w:p>
     <w:p>
@@ -893,7 +1028,7 @@
         <w:t xml:space="preserve"> </w:t>
       </w:r>
       <w:r>
-        <w:t xml:space="preserve">- collection states and denominator 151.</w:t>
+        <w:t xml:space="preserve">- collection states (original denominator 151).</w:t>
       </w:r>
     </w:p>
     <w:p>
@@ -1048,7 +1183,7 @@
         <w:t xml:space="preserve"> </w:t>
       </w:r>
       <w:r>
-        <w:t xml:space="preserve">- arena; no visible exit control.</w:t>
+        <w:t xml:space="preserve">- arena (original capture; quit control added in 93c3a03).</w:t>
       </w:r>
     </w:p>
     <w:p>
@@ -1296,7 +1431,7 @@
         <w:t xml:space="preserve"> </w:t>
       </w:r>
       <w:r>
-        <w:t xml:space="preserve">- photo-backed gallery entry; no-photo API rows omitted.</w:t>
+        <w:t xml:space="preserve">- photo-backed gallery entry.</w:t>
       </w:r>
     </w:p>
     <w:bookmarkEnd w:id="12"/>
@@ -1344,22 +1479,7 @@
         <w:t xml:space="preserve"> </w:t>
       </w:r>
       <w:r>
-        <w:t xml:space="preserve">record completion of previously incomplete ACs.</w:t>
-      </w:r>
-      <w:r>
-        <w:t xml:space="preserve"> </w:t>
-      </w:r>
-      <w:r>
-        <w:rPr>
-          <w:rStyle w:val="VerbatimChar"/>
-        </w:rPr>
-        <w:t xml:space="preserve">AC2-1-3-loading-state.png</w:t>
-      </w:r>
-      <w:r>
-        <w:t xml:space="preserve"> </w:t>
-      </w:r>
-      <w:r>
-        <w:t xml:space="preserve">records the locations loading indicator. Use the RTM Evidence IDs to map each file to an AC. A Fail filename is not always the final AC result: AC1.1.1 and AC3.3.7 were accepted as Pass after team review. AC3.3.10 remains Fail.</w:t>
+        <w:t xml:space="preserve">record completion of previously incomplete ACs. A Fail filename is not always the final AC result: AC1.1.1 and AC3.3.7 were accepted as Pass after team review. AC3.3.10, AC4.2.x and AC8.1.7 Fail filenames are the original captures; those ACs are Pass after the 3 September 2026 retest.</w:t>
       </w:r>
     </w:p>
     <w:bookmarkEnd w:id="13"/>
@@ -1407,13 +1527,13 @@
           <w:b/>
           <w:bCs/>
         </w:rPr>
-        <w:t xml:space="preserve">Catalogue mismatch (DEF-I1-001):</w:t>
-      </w:r>
-      <w:r>
-        <w:t xml:space="preserve"> </w:t>
-      </w:r>
-      <w:r>
-        <w:t xml:space="preserve">UI-03, UI-04, UI-08, SUP-AC4-2-2-Fail, DEP-API-02, DEP-API-16.</w:t>
+        <w:t xml:space="preserve">Catalogue alignment (DEF-I1-001 Closed):</w:t>
+      </w:r>
+      <w:r>
+        <w:t xml:space="preserve"> </w:t>
+      </w:r>
+      <w:r>
+        <w:t xml:space="preserve">DEP-API-02, DEP-API-16, plus 3 September 2026 manual retest; original UI-03/UI-04/UI-08 Fail screenshots retained.</w:t>
       </w:r>
     </w:p>
     <w:p>
@@ -1429,13 +1549,25 @@
           <w:b/>
           <w:bCs/>
         </w:rPr>
-        <w:t xml:space="preserve">Lint failure (DEF-I1-002):</w:t>
-      </w:r>
-      <w:r>
-        <w:t xml:space="preserve"> </w:t>
-      </w:r>
-      <w:r>
-        <w:t xml:space="preserve">LOG-LINT-01.</w:t>
+        <w:t xml:space="preserve">Lint still open (DEF-I1-002):</w:t>
+      </w:r>
+      <w:r>
+        <w:t xml:space="preserve"> </w:t>
+      </w:r>
+      <w:r>
+        <w:t xml:space="preserve">LOG-LINT-01,</w:t>
+      </w:r>
+      <w:r>
+        <w:t xml:space="preserve"> </w:t>
+      </w:r>
+      <w:r>
+        <w:rPr>
+          <w:rStyle w:val="VerbatimChar"/>
+        </w:rPr>
+        <w:t xml:space="preserve">logs/frontend-lint.txt</w:t>
+      </w:r>
+      <w:r>
+        <w:t xml:space="preserve">.</w:t>
       </w:r>
     </w:p>
     <w:p>
@@ -1451,13 +1583,13 @@
           <w:b/>
           <w:bCs/>
         </w:rPr>
-        <w:t xml:space="preserve">Battle navigation (DEF-I1-003):</w:t>
-      </w:r>
-      <w:r>
-        <w:t xml:space="preserve"> </w:t>
-      </w:r>
-      <w:r>
-        <w:t xml:space="preserve">UI-13, UI-14.</w:t>
+        <w:t xml:space="preserve">Battle exit (DEF-I1-003 Closed):</w:t>
+      </w:r>
+      <w:r>
+        <w:t xml:space="preserve"> </w:t>
+      </w:r>
+      <w:r>
+        <w:t xml:space="preserve">3 September 2026 manual retest; original UI-13 retained.</w:t>
       </w:r>
     </w:p>
     <w:p>
@@ -1473,13 +1605,13 @@
           <w:b/>
           <w:bCs/>
         </w:rPr>
-        <w:t xml:space="preserve">No-photo inconsistency (DEF-I1-004):</w:t>
-      </w:r>
-      <w:r>
-        <w:t xml:space="preserve"> </w:t>
-      </w:r>
-      <w:r>
-        <w:t xml:space="preserve">DEP-API-17 to 20, UI-11, UI-28.</w:t>
+        <w:t xml:space="preserve">Photo required (DEF-I1-004 Closed):</w:t>
+      </w:r>
+      <w:r>
+        <w:t xml:space="preserve"> </w:t>
+      </w:r>
+      <w:r>
+        <w:t xml:space="preserve">DEP-API-17 to 21, AUTO-I1-12, JSON-DEP-01.</w:t>
       </w:r>
     </w:p>
     <w:p>
@@ -1495,13 +1627,13 @@
           <w:b/>
           <w:bCs/>
         </w:rPr>
-        <w:t xml:space="preserve">Save-failure copy (DEF-I1-007):</w:t>
-      </w:r>
-      <w:r>
-        <w:t xml:space="preserve"> </w:t>
-      </w:r>
-      <w:r>
-        <w:t xml:space="preserve">SUP-AC3-3-10-Fail.</w:t>
+        <w:t xml:space="preserve">Save-failure copy (DEF-I1-007 Closed):</w:t>
+      </w:r>
+      <w:r>
+        <w:t xml:space="preserve"> </w:t>
+      </w:r>
+      <w:r>
+        <w:t xml:space="preserve">3 September 2026 manual retest; original SUP-AC3-3-10-Fail retained.</w:t>
       </w:r>
     </w:p>
     <w:p>
@@ -1517,13 +1649,13 @@
           <w:b/>
           <w:bCs/>
         </w:rPr>
-        <w:t xml:space="preserve">Unreachable Defeat (DEF-I1-008):</w:t>
-      </w:r>
-      <w:r>
-        <w:t xml:space="preserve"> </w:t>
-      </w:r>
-      <w:r>
-        <w:t xml:space="preserve">UI-22, AUTO-I1-13.</w:t>
+        <w:t xml:space="preserve">Defeat reachable (DEF-I1-008 Closed):</w:t>
+      </w:r>
+      <w:r>
+        <w:t xml:space="preserve"> </w:t>
+      </w:r>
+      <w:r>
+        <w:t xml:space="preserve">3 September 2026 manual retest; original UI-22 retained.</w:t>
       </w:r>
     </w:p>
     <w:p>
@@ -1539,13 +1671,13 @@
           <w:b/>
           <w:bCs/>
         </w:rPr>
-        <w:t xml:space="preserve">Location loading (AC2.1.3):</w:t>
-      </w:r>
-      <w:r>
-        <w:t xml:space="preserve"> </w:t>
-      </w:r>
-      <w:r>
-        <w:t xml:space="preserve">AC2-1-3-loading-state.</w:t>
+        <w:t xml:space="preserve">Age optional / AC1.1.1 Pass:</w:t>
+      </w:r>
+      <w:r>
+        <w:t xml:space="preserve"> </w:t>
+      </w:r>
+      <w:r>
+        <w:t xml:space="preserve">UI-01, SUP-AC1-1-1-Fail (capture retained; final status Pass after team review).</w:t>
       </w:r>
     </w:p>
     <w:p>
@@ -1561,35 +1693,13 @@
           <w:b/>
           <w:bCs/>
         </w:rPr>
-        <w:t xml:space="preserve">Age optional / AC1.1.1 Pass:</w:t>
-      </w:r>
-      <w:r>
-        <w:t xml:space="preserve"> </w:t>
-      </w:r>
-      <w:r>
-        <w:t xml:space="preserve">UI-01, SUP-AC1-1-1-Fail (capture retained; final status Pass after team review).</w:t>
-      </w:r>
-    </w:p>
-    <w:p>
-      <w:pPr>
-        <w:pStyle w:val="Compact"/>
-        <w:numPr>
-          <w:ilvl w:val="0"/>
-          <w:numId w:val="1004"/>
-        </w:numPr>
-      </w:pPr>
-      <w:r>
-        <w:rPr>
-          <w:b/>
-          <w:bCs/>
-        </w:rPr>
         <w:t xml:space="preserve">Choose Another Species / AC3.3.7 Pass:</w:t>
       </w:r>
       <w:r>
         <w:t xml:space="preserve"> </w:t>
       </w:r>
       <w:r>
-        <w:t xml:space="preserve">SUP-AC3-3-7-Fail (capture retained; Back retained photo and category; final status Pass after team review).</w:t>
+        <w:t xml:space="preserve">SUP-AC3-3-7-Fail (capture retained; final status Pass after team review).</w:t>
       </w:r>
     </w:p>
     <w:bookmarkEnd w:id="14"/>
